--- a/word_reports/LP_0344_위치_447_The Human League_Crash.docx
+++ b/word_reports/LP_0344_위치_447_The Human League_Crash.docx
@@ -4,7 +4,7 @@
   <w:body>
     <w:p>
       <w:pPr>
-        <w:spacing w:after="280"/>
+        <w:spacing w:after="80"/>
       </w:pPr>
       <w:r>
         <w:rPr w:rFonts="맑은 고딕">
@@ -13,94 +13,47 @@
           <w:color w:val="1E3A8A"/>
           <w:sz w:val="30"/>
         </w:rPr>
-        <w:t>[447] The Human League - Crash</w:t>
+        <w:t>The Human League (휴먼리그) - Crash</w:t>
       </w:r>
     </w:p>
     <w:p>
       <w:pPr>
-        <w:spacing w:after="320"/>
+        <w:spacing w:after="240"/>
       </w:pPr>
       <w:r>
         <w:rPr w:rFonts="맑은 고딕">
           <w:rFonts w:ascii="맑은 고딕" w:hAnsi="맑은 고딕" w:eastAsia="맑은 고딕"/>
           <w:b/>
-          <w:sz w:val="20"/>
+          <w:color w:val="4B5563"/>
+          <w:sz w:val="22"/>
         </w:rPr>
-        <w:t>■ 위치 : 447</w:t>
-        <w:br/>
-      </w:r>
-      <w:r>
-        <w:rPr w:rFonts="맑은 고딕">
-          <w:rFonts w:ascii="맑은 고딕" w:hAnsi="맑은 고딕" w:eastAsia="맑은 고딕"/>
-          <w:b/>
-          <w:sz w:val="20"/>
-        </w:rPr>
-        <w:t>■ 아티스트 : The Human League</w:t>
-        <w:br/>
-      </w:r>
-      <w:r>
-        <w:rPr w:rFonts="맑은 고딕">
-          <w:rFonts w:ascii="맑은 고딕" w:hAnsi="맑은 고딕" w:eastAsia="맑은 고딕"/>
-          <w:b/>
-          <w:sz w:val="20"/>
-        </w:rPr>
-        <w:t>■ 앨범명 : Crash</w:t>
-        <w:br/>
-      </w:r>
-      <w:r>
-        <w:rPr w:rFonts="맑은 고딕">
-          <w:rFonts w:ascii="맑은 고딕" w:hAnsi="맑은 고딕" w:eastAsia="맑은 고딕"/>
-          <w:b w:val="0"/>
-          <w:sz w:val="20"/>
-        </w:rPr>
-        <w:t>■ 음반 레이블 : Virgin Records</w:t>
-        <w:br/>
-      </w:r>
-      <w:r>
-        <w:rPr w:rFonts="맑은 고딕">
-          <w:rFonts w:ascii="맑은 고딕" w:hAnsi="맑은 고딕" w:eastAsia="맑은 고딕"/>
-          <w:b w:val="0"/>
-          <w:sz w:val="20"/>
-        </w:rPr>
-        <w:t>■ 발매년도 : 1986</w:t>
-        <w:br/>
-      </w:r>
-      <w:r>
-        <w:rPr w:rFonts="맑은 고딕">
-          <w:rFonts w:ascii="맑은 고딕" w:hAnsi="맑은 고딕" w:eastAsia="맑은 고딕"/>
-          <w:b w:val="0"/>
-          <w:sz w:val="20"/>
-        </w:rPr>
-        <w:t>■ 장르 : 신스팝 (Synth-pop), 뉴 웨이브 (New Wave), 어반 R&amp;B (Urban R&amp;B)</w:t>
-        <w:br/>
-      </w:r>
-      <w:r>
-        <w:rPr w:rFonts="맑은 고딕">
-          <w:rFonts w:ascii="맑은 고딕" w:hAnsi="맑은 고딕" w:eastAsia="맑은 고딕"/>
-          <w:b w:val="0"/>
-          <w:sz w:val="20"/>
-        </w:rPr>
-        <w:t>■ 주요 수록곡 : 1. Money</w:t>
-        <w:br/>
+        <w:t>위치 :  447</w:t>
       </w:r>
     </w:p>
     <w:p>
       <w:pPr>
-        <w:spacing w:after="160"/>
+        <w:spacing w:line="324" w:lineRule="auto" w:before="80" w:after="160"/>
       </w:pPr>
       <w:r>
         <w:rPr w:rFonts="맑은 고딕">
           <w:rFonts w:ascii="맑은 고딕" w:hAnsi="맑은 고딕" w:eastAsia="맑은 고딕"/>
           <w:b/>
           <w:color w:val="1F2937"/>
-          <w:sz w:val="24"/>
+          <w:sz w:val="22"/>
         </w:rPr>
-        <w:t>■ 음반 해설 및 감상 가이드</w:t>
+        <w:t xml:space="preserve">[음반 소개] </w:t>
+      </w:r>
+      <w:r>
+        <w:rPr w:rFonts="맑은 고딕">
+          <w:rFonts w:ascii="맑은 고딕" w:hAnsi="맑은 고딕" w:eastAsia="맑은 고딕"/>
+          <w:b w:val="0"/>
+          <w:sz w:val="21"/>
+        </w:rPr>
       </w:r>
     </w:p>
     <w:p>
       <w:pPr>
-        <w:spacing w:line="312" w:lineRule="auto" w:after="120"/>
+        <w:spacing w:line="324" w:lineRule="auto" w:after="120"/>
       </w:pPr>
       <w:r>
         <w:rPr w:rFonts="맑은 고딕">
@@ -108,51 +61,516 @@
           <w:b w:val="0"/>
           <w:sz w:val="21"/>
         </w:rPr>
-        <w:t>1980년대 영국의 일렉트로 신스팝을 대표하는 그룹 휴먼 리그(The Human League)의 다섯 번째 스튜디오 앨범인 《Crash》는 팀의 음악적 여정에서 매우 대담하고 결정적인 전환점을 시사하는 작품입니다. 당대 팝 음악계의 지형을 바꾼 자넷 잭슨과의 작업으로 유명했던 미국의 스타 프로듀서 콤비, 지미 잼과 테리 루이스(Jimmy Jam &amp; Terry Lewis)가 프로듀싱을 맡았습니다. 이로 인해 영국의 차가운 일렉트로닉 감성과 미국 미니애폴리스 사운드 특유의 세련되고 묵직한 R&amp;B 그루브가 절묘하게 교차하는 독창적인 음향적 조화가 탄생했습니다.</w:t>
+        <w:t>차가운 신시사이저의 선율 위에 인간 본연의 따스한 맥박을 불어넣었던 휴먼리그의 1986년작 [Crash]는, 영국 뉴웨이브의 지성과 미국 미니애폴리스 사운드의 소울풀한 그루브가 가장 극적으로 조우한 순간을 기록한 명반입니다. 전설적인 프로듀서 콤비 지미 잼과 테리 루이스(Jimmy Jam &amp; Terry Lewis)의 정교하고도 유려한 손길 아래, 전자음악의 세련미는 흑인 음악 특유의 농밀한 감수성과 결합하여 시대를 초월한 서정적 팝의 미학을 완성해 냈습니다. 불완전한 인간성의 나약함과 사랑을 유려한 멜로디로 어루만지는 이 작품은, 1980년대 팝 음악이 도달할 수 있었던 가장 우아하고 입체적인 음악적 파노라마를 펼쳐 보입니다.</w:t>
       </w:r>
     </w:p>
     <w:p>
       <w:pPr>
-        <w:spacing w:line="312" w:lineRule="auto" w:after="120"/>
+        <w:spacing w:line="324" w:lineRule="auto" w:before="200" w:after="80"/>
       </w:pPr>
+      <w:r>
+        <w:rPr w:rFonts="맑은 고딕">
+          <w:rFonts w:ascii="맑은 고딕" w:hAnsi="맑은 고딕" w:eastAsia="맑은 고딕"/>
+          <w:b/>
+          <w:color w:val="1E3A8A"/>
+          <w:sz w:val="24"/>
+        </w:rPr>
+        <w:t>1. 음반 데이터</w:t>
+      </w:r>
+    </w:p>
+    <w:p>
+      <w:pPr>
+        <w:spacing w:line="324" w:lineRule="auto" w:after="80"/>
+      </w:pPr>
+      <w:r>
+        <w:rPr w:rFonts="맑은 고딕">
+          <w:rFonts w:ascii="맑은 고딕" w:hAnsi="맑은 고딕" w:eastAsia="맑은 고딕"/>
+          <w:b w:val="0"/>
+          <w:color w:val="6B7280"/>
+          <w:sz w:val="21"/>
+        </w:rPr>
+        <w:t xml:space="preserve">· </w:t>
+      </w:r>
+      <w:r>
+        <w:rPr w:rFonts="맑은 고딕">
+          <w:rFonts w:ascii="맑은 고딕" w:hAnsi="맑은 고딕" w:eastAsia="맑은 고딕"/>
+          <w:b/>
+          <w:color w:val="1F2937"/>
+          <w:sz w:val="21"/>
+        </w:rPr>
+        <w:t xml:space="preserve">앨범명: </w:t>
+      </w:r>
       <w:r>
         <w:rPr w:rFonts="맑은 고딕">
           <w:rFonts w:ascii="맑은 고딕" w:hAnsi="맑은 고딕" w:eastAsia="맑은 고딕"/>
           <w:b w:val="0"/>
           <w:sz w:val="21"/>
         </w:rPr>
-        <w:t>본 음반은 기존 휴먼 리그의 트레이드마크였던 미니멀하고 날카로운 신디사이저 사운드 위에 풍부한 어반 리듬과 감성적인 멜로디를 이식했습니다. 리더 필립 오키(Philip Oakey)의 낮고 매혹적인 바리톤 보컬은 한층 부드럽고 감성적인 깊이를 획득했으며, 조앤 카더롤(Joanne Catherall)과 수잔 앤 설리(Susan Ann Sulley)의 여성 보컬 코러스는 곡 전체에 화려함과 입체감을 더해줍니다. 이들의 입체적인 보컬 라인은 미국 최정상 프로듀서들의 감각적인 비트 위에서 정교하게 다듬어져 앨범 전반에 격조 높은 팝 에너지를 불어넣습니다.</w:t>
+        <w:t>Crash</w:t>
       </w:r>
     </w:p>
     <w:p>
       <w:pPr>
-        <w:spacing w:line="312" w:lineRule="auto" w:after="120"/>
+        <w:spacing w:line="324" w:lineRule="auto" w:after="80"/>
       </w:pPr>
+      <w:r>
+        <w:rPr w:rFonts="맑은 고딕">
+          <w:rFonts w:ascii="맑은 고딕" w:hAnsi="맑은 고딕" w:eastAsia="맑은 고딕"/>
+          <w:b w:val="0"/>
+          <w:color w:val="6B7280"/>
+          <w:sz w:val="21"/>
+        </w:rPr>
+        <w:t xml:space="preserve">· </w:t>
+      </w:r>
+      <w:r>
+        <w:rPr w:rFonts="맑은 고딕">
+          <w:rFonts w:ascii="맑은 고딕" w:hAnsi="맑은 고딕" w:eastAsia="맑은 고딕"/>
+          <w:b/>
+          <w:color w:val="1F2937"/>
+          <w:sz w:val="21"/>
+        </w:rPr>
+        <w:t xml:space="preserve">아티스트: </w:t>
+      </w:r>
       <w:r>
         <w:rPr w:rFonts="맑은 고딕">
           <w:rFonts w:ascii="맑은 고딕" w:hAnsi="맑은 고딕" w:eastAsia="맑은 고딕"/>
           <w:b w:val="0"/>
           <w:sz w:val="21"/>
         </w:rPr>
-        <w:t>앨범의 하이라이트는 단연 빌보드 핫 100 차트 1위를 차지하며 글로벌 히트를 기록한 명곡 〈Human〉입니다. 이 곡은 인간의 불완전함과 실수를 서정적인 멜로디와 미드템포의 리듬으로 녹여낸 세기의 팝 발라드로, 필립 오키의 진솔한 보컬과 차분하게 퍼지는 신디사이저 패드가 듣는 이에게 깊은 울림을 줍니다. 또한 에너제틱한 댄스 플로어 감각이 살아있는 〈I Need Your Loving〉과 감각적인 세션 연주가 돋보이는 〈Jam〉 등은 LP의 아날로그 질감 속에서 80년대 후반 하이파이 프로덕션이 도달했던 미학의 정수를 선사합니다.</w:t>
+        <w:t>The Human League (휴먼리그)</w:t>
       </w:r>
     </w:p>
     <w:p>
       <w:pPr>
-        <w:spacing w:line="312" w:lineRule="auto" w:after="120"/>
+        <w:spacing w:line="324" w:lineRule="auto" w:after="80"/>
       </w:pPr>
+      <w:r>
+        <w:rPr w:rFonts="맑은 고딕">
+          <w:rFonts w:ascii="맑은 고딕" w:hAnsi="맑은 고딕" w:eastAsia="맑은 고딕"/>
+          <w:b w:val="0"/>
+          <w:color w:val="6B7280"/>
+          <w:sz w:val="21"/>
+        </w:rPr>
+        <w:t xml:space="preserve">· </w:t>
+      </w:r>
+      <w:r>
+        <w:rPr w:rFonts="맑은 고딕">
+          <w:rFonts w:ascii="맑은 고딕" w:hAnsi="맑은 고딕" w:eastAsia="맑은 고딕"/>
+          <w:b/>
+          <w:color w:val="1F2937"/>
+          <w:sz w:val="21"/>
+        </w:rPr>
+        <w:t xml:space="preserve">발매 정보: </w:t>
+      </w:r>
       <w:r>
         <w:rPr w:rFonts="맑은 고딕">
           <w:rFonts w:ascii="맑은 고딕" w:hAnsi="맑은 고딕" w:eastAsia="맑은 고딕"/>
           <w:b w:val="0"/>
           <w:sz w:val="21"/>
         </w:rPr>
-        <w:t>《Crash》는 대륙과 장르의 경계를 넘어선 화려한 협업이 이루어낸 크로스오버의 걸작으로 평가받습니다. 영국식 신스팝의 차가운 유선형 감각에 미국 R&amp;B의 온기를 더해 대중성과 음악성을 모두 포섭한 이 음반은, 세월이 흘러도 빛을 잃지 않는 세련된 감각을 보유하고 있어 80년대 팝 음악을 사랑하는 LP 수집가들에게 청각적 사치와 특별한 감동을 제공합니다.</w:t>
+        <w:t>1986년 9월 버진 레코드(Virgin Records)를 통해 발매된 통산 다섯 번째 정규 앨범입니다. 음악적 정체기를 극복하기 위해 영국을 떠나 미국 미네소타주 플라이트 타임 스튜디오(Flyte Tyme Studios)로 건너가 당대 최고의 R&amp;B 마이다스의 손들과 협업하며 밴드의 음악적 지평을 대서양 너머로 확장한 역사적 전환점의 음반입니다.</w:t>
+      </w:r>
+    </w:p>
+    <w:p>
+      <w:pPr>
+        <w:spacing w:line="324" w:lineRule="auto" w:after="80"/>
+      </w:pPr>
+      <w:r>
+        <w:rPr w:rFonts="맑은 고딕">
+          <w:rFonts w:ascii="맑은 고딕" w:hAnsi="맑은 고딕" w:eastAsia="맑은 고딕"/>
+          <w:b w:val="0"/>
+          <w:color w:val="6B7280"/>
+          <w:sz w:val="21"/>
+        </w:rPr>
+        <w:t xml:space="preserve">· </w:t>
+      </w:r>
+      <w:r>
+        <w:rPr w:rFonts="맑은 고딕">
+          <w:rFonts w:ascii="맑은 고딕" w:hAnsi="맑은 고딕" w:eastAsia="맑은 고딕"/>
+          <w:b/>
+          <w:color w:val="1F2937"/>
+          <w:sz w:val="21"/>
+        </w:rPr>
+        <w:t xml:space="preserve">LP 인기도(판매량): </w:t>
+      </w:r>
+      <w:r>
+        <w:rPr w:rFonts="맑은 고딕">
+          <w:rFonts w:ascii="맑은 고딕" w:hAnsi="맑은 고딕" w:eastAsia="맑은 고딕"/>
+          <w:b w:val="0"/>
+          <w:sz w:val="21"/>
+        </w:rPr>
+        <w:t>리드 싱글 "Human"이 미국 빌보드 핫 100 차트 1위와 캐나다 차트 1위, 영국 싱글 차트 8위를 기록하며 세계적인 신드롬을 일으켰습니다. 앨범 역시 영국 앨범 차트 7위, 미국 빌보드 200 차트 24위에 오르며 양국 모두에서 골드(Gold) 디스크 인증을 획득하는 눈부신 상업적 성과를 거두었습니다.</w:t>
+      </w:r>
+    </w:p>
+    <w:p>
+      <w:pPr>
+        <w:spacing w:line="324" w:lineRule="auto" w:after="80"/>
+      </w:pPr>
+      <w:r>
+        <w:rPr w:rFonts="맑은 고딕">
+          <w:rFonts w:ascii="맑은 고딕" w:hAnsi="맑은 고딕" w:eastAsia="맑은 고딕"/>
+          <w:b w:val="0"/>
+          <w:color w:val="6B7280"/>
+          <w:sz w:val="21"/>
+        </w:rPr>
+        <w:t xml:space="preserve">· </w:t>
+      </w:r>
+      <w:r>
+        <w:rPr w:rFonts="맑은 고딕">
+          <w:rFonts w:ascii="맑은 고딕" w:hAnsi="맑은 고딕" w:eastAsia="맑은 고딕"/>
+          <w:b/>
+          <w:color w:val="1F2937"/>
+          <w:sz w:val="21"/>
+        </w:rPr>
+        <w:t xml:space="preserve">각종 수상경력: </w:t>
+      </w:r>
+      <w:r>
+        <w:rPr w:rFonts="맑은 고딕">
+          <w:rFonts w:ascii="맑은 고딕" w:hAnsi="맑은 고딕" w:eastAsia="맑은 고딕"/>
+          <w:b w:val="0"/>
+          <w:sz w:val="21"/>
+        </w:rPr>
+        <w:t>80년대 영국 신스팝 그룹으로서는 이례적으로 미국 메인스트림 팝과 R&amp;B 시장을 동시에 석권하는 쾌거를 이루었으며, 빌보드 1위 곡을 배출한 명반으로서 전 세계 평단으로부터 장르 간의 경계를 허문 혁신적인 크로스오버의 명작이라는 공인된 평가를 받았습니다.</w:t>
+      </w:r>
+    </w:p>
+    <w:p>
+      <w:pPr>
+        <w:spacing w:line="324" w:lineRule="auto" w:before="200" w:after="80"/>
+      </w:pPr>
+      <w:r>
+        <w:rPr w:rFonts="맑은 고딕">
+          <w:rFonts w:ascii="맑은 고딕" w:hAnsi="맑은 고딕" w:eastAsia="맑은 고딕"/>
+          <w:b/>
+          <w:color w:val="1E3A8A"/>
+          <w:sz w:val="24"/>
+        </w:rPr>
+        <w:t>2. 아티스트 정보</w:t>
+      </w:r>
+    </w:p>
+    <w:p>
+      <w:pPr>
+        <w:spacing w:line="324" w:lineRule="auto" w:after="80"/>
+      </w:pPr>
+      <w:r>
+        <w:rPr w:rFonts="맑은 고딕">
+          <w:rFonts w:ascii="맑은 고딕" w:hAnsi="맑은 고딕" w:eastAsia="맑은 고딕"/>
+          <w:b w:val="0"/>
+          <w:color w:val="6B7280"/>
+          <w:sz w:val="21"/>
+        </w:rPr>
+        <w:t xml:space="preserve">· </w:t>
+      </w:r>
+      <w:r>
+        <w:rPr w:rFonts="맑은 고딕">
+          <w:rFonts w:ascii="맑은 고딕" w:hAnsi="맑은 고딕" w:eastAsia="맑은 고딕"/>
+          <w:b/>
+          <w:color w:val="1F2937"/>
+          <w:sz w:val="21"/>
+        </w:rPr>
+        <w:t xml:space="preserve">국적: </w:t>
+      </w:r>
+      <w:r>
+        <w:rPr w:rFonts="맑은 고딕">
+          <w:rFonts w:ascii="맑은 고딕" w:hAnsi="맑은 고딕" w:eastAsia="맑은 고딕"/>
+          <w:b w:val="0"/>
+          <w:sz w:val="21"/>
+        </w:rPr>
+        <w:t>영국 (United Kingdom)</w:t>
+      </w:r>
+    </w:p>
+    <w:p>
+      <w:pPr>
+        <w:spacing w:line="324" w:lineRule="auto" w:after="80"/>
+      </w:pPr>
+      <w:r>
+        <w:rPr w:rFonts="맑은 고딕">
+          <w:rFonts w:ascii="맑은 고딕" w:hAnsi="맑은 고딕" w:eastAsia="맑은 고딕"/>
+          <w:b w:val="0"/>
+          <w:color w:val="6B7280"/>
+          <w:sz w:val="21"/>
+        </w:rPr>
+        <w:t xml:space="preserve">· </w:t>
+      </w:r>
+      <w:r>
+        <w:rPr w:rFonts="맑은 고딕">
+          <w:rFonts w:ascii="맑은 고딕" w:hAnsi="맑은 고딕" w:eastAsia="맑은 고딕"/>
+          <w:b/>
+          <w:color w:val="1F2937"/>
+          <w:sz w:val="21"/>
+        </w:rPr>
+        <w:t xml:space="preserve">생몰년도: </w:t>
+      </w:r>
+      <w:r>
+        <w:rPr w:rFonts="맑은 고딕">
+          <w:rFonts w:ascii="맑은 고딕" w:hAnsi="맑은 고딕" w:eastAsia="맑은 고딕"/>
+          <w:b w:val="0"/>
+          <w:sz w:val="21"/>
+        </w:rPr>
+        <w:t>1977년 결성</w:t>
+      </w:r>
+    </w:p>
+    <w:p>
+      <w:pPr>
+        <w:spacing w:line="324" w:lineRule="auto" w:after="80"/>
+      </w:pPr>
+      <w:r>
+        <w:rPr w:rFonts="맑은 고딕">
+          <w:rFonts w:ascii="맑은 고딕" w:hAnsi="맑은 고딕" w:eastAsia="맑은 고딕"/>
+          <w:b w:val="0"/>
+          <w:color w:val="6B7280"/>
+          <w:sz w:val="21"/>
+        </w:rPr>
+        <w:t xml:space="preserve">· </w:t>
+      </w:r>
+      <w:r>
+        <w:rPr w:rFonts="맑은 고딕">
+          <w:rFonts w:ascii="맑은 고딕" w:hAnsi="맑은 고딕" w:eastAsia="맑은 고딕"/>
+          <w:b/>
+          <w:color w:val="1F2937"/>
+          <w:sz w:val="21"/>
+        </w:rPr>
+        <w:t xml:space="preserve">그룹 소속: </w:t>
+      </w:r>
+      <w:r>
+        <w:rPr w:rFonts="맑은 고딕">
+          <w:rFonts w:ascii="맑은 고딕" w:hAnsi="맑은 고딕" w:eastAsia="맑은 고딕"/>
+          <w:b w:val="0"/>
+          <w:sz w:val="21"/>
+        </w:rPr>
+        <w:t>그룹</w:t>
+      </w:r>
+    </w:p>
+    <w:p>
+      <w:pPr>
+        <w:spacing w:line="324" w:lineRule="auto" w:after="80"/>
+      </w:pPr>
+      <w:r>
+        <w:rPr w:rFonts="맑은 고딕">
+          <w:rFonts w:ascii="맑은 고딕" w:hAnsi="맑은 고딕" w:eastAsia="맑은 고딕"/>
+          <w:b w:val="0"/>
+          <w:color w:val="6B7280"/>
+          <w:sz w:val="21"/>
+        </w:rPr>
+        <w:t xml:space="preserve">· </w:t>
+      </w:r>
+      <w:r>
+        <w:rPr w:rFonts="맑은 고딕">
+          <w:rFonts w:ascii="맑은 고딕" w:hAnsi="맑은 고딕" w:eastAsia="맑은 고딕"/>
+          <w:b/>
+          <w:color w:val="1F2937"/>
+          <w:sz w:val="21"/>
+        </w:rPr>
+        <w:t xml:space="preserve">아티스트 소개: </w:t>
+      </w:r>
+      <w:r>
+        <w:rPr w:rFonts="맑은 고딕">
+          <w:rFonts w:ascii="맑은 고딕" w:hAnsi="맑은 고딕" w:eastAsia="맑은 고딕"/>
+          <w:b w:val="0"/>
+          <w:sz w:val="21"/>
+        </w:rPr>
+        <w:t>필립 오키(Philip Oakey)를 중심으로 결성된 휴먼리그는 무기질적이고 차갑게 여겨지던 신시사이저 사운드에 대중적인 선율과 낭만을 덧입혀 1980년대 신스팝과 뉴웨이브의 황금기를 개척한 선구자입니다. 개성 넘치는 남녀 혼성 보컬의 하모니와 도회적인 감각을 통해 전자음악을 주류 팝의 중심 예술로 정착시키는 데 지대한 공헌을 하였습니다.</w:t>
+      </w:r>
+    </w:p>
+    <w:p>
+      <w:pPr>
+        <w:spacing w:line="324" w:lineRule="auto" w:before="200" w:after="80"/>
+      </w:pPr>
+      <w:r>
+        <w:rPr w:rFonts="맑은 고딕">
+          <w:rFonts w:ascii="맑은 고딕" w:hAnsi="맑은 고딕" w:eastAsia="맑은 고딕"/>
+          <w:b/>
+          <w:color w:val="1E3A8A"/>
+          <w:sz w:val="24"/>
+        </w:rPr>
+        <w:t>3. 음반 상세 분석</w:t>
+      </w:r>
+    </w:p>
+    <w:p>
+      <w:pPr>
+        <w:spacing w:line="324" w:lineRule="auto" w:after="80"/>
+      </w:pPr>
+      <w:r>
+        <w:rPr w:rFonts="맑은 고딕">
+          <w:rFonts w:ascii="맑은 고딕" w:hAnsi="맑은 고딕" w:eastAsia="맑은 고딕"/>
+          <w:b w:val="0"/>
+          <w:color w:val="6B7280"/>
+          <w:sz w:val="21"/>
+        </w:rPr>
+        <w:t xml:space="preserve">· </w:t>
+      </w:r>
+      <w:r>
+        <w:rPr w:rFonts="맑은 고딕">
+          <w:rFonts w:ascii="맑은 고딕" w:hAnsi="맑은 고딕" w:eastAsia="맑은 고딕"/>
+          <w:b/>
+          <w:color w:val="1F2937"/>
+          <w:sz w:val="21"/>
+        </w:rPr>
+        <w:t xml:space="preserve">역사적 위치: </w:t>
+      </w:r>
+      <w:r>
+        <w:rPr w:rFonts="맑은 고딕">
+          <w:rFonts w:ascii="맑은 고딕" w:hAnsi="맑은 고딕" w:eastAsia="맑은 고딕"/>
+          <w:b w:val="0"/>
+          <w:sz w:val="21"/>
+        </w:rPr>
+        <w:t>[Crash]는 1980년대 초반을 지배했던 영국 신스팝 미학과 후반부를 장악한 미국 어번(Urban) 펑크 및 R&amp;B 소울이 절묘한 균형을 이룬 기념비적 작품입니다. 전자 악기의 차가운 질감에 사람의 체온과 같은 리듬 섹션을 이식하여, 신스팝이 단순히 유행에 머무르지 않고 소울풀한 음악적 깊이를 획득할 수 있음을 완벽히 증명해 낸 명작입니다.</w:t>
+      </w:r>
+    </w:p>
+    <w:p>
+      <w:pPr>
+        <w:spacing w:line="324" w:lineRule="auto" w:after="80"/>
+      </w:pPr>
+      <w:r>
+        <w:rPr w:rFonts="맑은 고딕">
+          <w:rFonts w:ascii="맑은 고딕" w:hAnsi="맑은 고딕" w:eastAsia="맑은 고딕"/>
+          <w:b w:val="0"/>
+          <w:color w:val="6B7280"/>
+          <w:sz w:val="21"/>
+        </w:rPr>
+        <w:t xml:space="preserve">· </w:t>
+      </w:r>
+      <w:r>
+        <w:rPr w:rFonts="맑은 고딕">
+          <w:rFonts w:ascii="맑은 고딕" w:hAnsi="맑은 고딕" w:eastAsia="맑은 고딕"/>
+          <w:b/>
+          <w:color w:val="1F2937"/>
+          <w:sz w:val="21"/>
+        </w:rPr>
+        <w:t xml:space="preserve">시대의 흔적(스토리텔링): </w:t>
+      </w:r>
+      <w:r>
+        <w:rPr w:rFonts="맑은 고딕">
+          <w:rFonts w:ascii="맑은 고딕" w:hAnsi="맑은 고딕" w:eastAsia="맑은 고딕"/>
+          <w:b w:val="0"/>
+          <w:sz w:val="21"/>
+        </w:rPr>
+        <w:t>화려한 네온사인과 급격한 기술 발전의 물결 속에서 고독을 마주하던 1980년대 중반 청춘들에게, 이 앨범은 차가운 디지털 세계 속에서도 변치 않는 인간미의 가치를 일깨워 주었습니다. 상처 입고 실수하며 살아가는 불완전한 존재로서의 고백을 담은 노랫말은, 당시 워크맨과 턴테이블을 통해 울려 퍼지며 국경을 넘어 수많은 젊은이들의 상처 입은 내면을 다정하게 위로해 주었습니다.</w:t>
+      </w:r>
+    </w:p>
+    <w:p>
+      <w:pPr>
+        <w:spacing w:line="324" w:lineRule="auto" w:before="200" w:after="80"/>
+      </w:pPr>
+      <w:r>
+        <w:rPr w:rFonts="맑은 고딕">
+          <w:rFonts w:ascii="맑은 고딕" w:hAnsi="맑은 고딕" w:eastAsia="맑은 고딕"/>
+          <w:b/>
+          <w:color w:val="1E3A8A"/>
+          <w:sz w:val="24"/>
+        </w:rPr>
+        <w:t>4. 주요 수록곡 및 감상 제언</w:t>
+      </w:r>
+    </w:p>
+    <w:p>
+      <w:pPr>
+        <w:spacing w:line="324" w:lineRule="auto" w:after="80"/>
+      </w:pPr>
+      <w:r>
+        <w:rPr w:rFonts="맑은 고딕">
+          <w:rFonts w:ascii="맑은 고딕" w:hAnsi="맑은 고딕" w:eastAsia="맑은 고딕"/>
+          <w:b w:val="0"/>
+          <w:color w:val="6B7280"/>
+          <w:sz w:val="21"/>
+        </w:rPr>
+        <w:t xml:space="preserve">· </w:t>
+      </w:r>
+      <w:r>
+        <w:rPr w:rFonts="맑은 고딕">
+          <w:rFonts w:ascii="맑은 고딕" w:hAnsi="맑은 고딕" w:eastAsia="맑은 고딕"/>
+          <w:b/>
+          <w:color w:val="1F2937"/>
+          <w:sz w:val="21"/>
+        </w:rPr>
+        <w:t xml:space="preserve">주요 수록곡 특징: </w:t>
+      </w:r>
+      <w:r>
+        <w:rPr w:rFonts="맑은 고딕">
+          <w:rFonts w:ascii="맑은 고딕" w:hAnsi="맑은 고딕" w:eastAsia="맑은 고딕"/>
+          <w:b w:val="0"/>
+          <w:sz w:val="21"/>
+        </w:rPr>
+        <w:t>앨범의 백미인 "Human"은 미니멀하면서도 묵직한 비트 위에 얹힌 필립 오키의 진솔한 바리톤 보컬과 조앤 캐서럴, 수잔 앤 설리의 아련한 백보컬이 어우러져 듣는 이의 심금을 울리는 서정미를 자아냅니다. 아울러 감각적인 펑키 그루브가 넘실거리는 "I Need Your Loving"과 도시적 낭만이 넘쳐흐르는 세련된 발라드 "Love Is All That Matters" 등 지미 잼과 테리 루이스 특유의 풍성한 사운드 메이킹이 돋보이는 수작들이 포진해 있습니다.</w:t>
+      </w:r>
+    </w:p>
+    <w:p>
+      <w:pPr>
+        <w:spacing w:line="324" w:lineRule="auto" w:after="80"/>
+      </w:pPr>
+      <w:r>
+        <w:rPr w:rFonts="맑은 고딕">
+          <w:rFonts w:ascii="맑은 고딕" w:hAnsi="맑은 고딕" w:eastAsia="맑은 고딕"/>
+          <w:b w:val="0"/>
+          <w:color w:val="6B7280"/>
+          <w:sz w:val="21"/>
+        </w:rPr>
+        <w:t xml:space="preserve">· </w:t>
+      </w:r>
+      <w:r>
+        <w:rPr w:rFonts="맑은 고딕">
+          <w:rFonts w:ascii="맑은 고딕" w:hAnsi="맑은 고딕" w:eastAsia="맑은 고딕"/>
+          <w:b/>
+          <w:color w:val="1F2937"/>
+          <w:sz w:val="21"/>
+        </w:rPr>
+        <w:t xml:space="preserve">빈티지 감상 제언: </w:t>
+      </w:r>
+      <w:r>
+        <w:rPr w:rFonts="맑은 고딕">
+          <w:rFonts w:ascii="맑은 고딕" w:hAnsi="맑은 고딕" w:eastAsia="맑은 고딕"/>
+          <w:b w:val="0"/>
+          <w:sz w:val="21"/>
+        </w:rPr>
+        <w:t>본 음반의 LP는 전자 드럼 머신의 명징한 어택감과 묵직한 아날로그 신스 베이스의 울림이 대단히 입체적으로 조각되어 있습니다. 진공관 앰프 특유의 포근한 배음과 턴테이블의 카트리지를 거치며 살아나는 보컬의 따뜻한 공기감은, 80년대 스튜디오 프로덕션이 도달했던 정밀한 사운드 스테이징의 미학을 오롯이 체감하게 합니다.</w:t>
+      </w:r>
+    </w:p>
+    <w:p>
+      <w:pPr>
+        <w:spacing w:line="324" w:lineRule="auto" w:after="80"/>
+      </w:pPr>
+      <w:r>
+        <w:rPr w:rFonts="맑은 고딕">
+          <w:rFonts w:ascii="맑은 고딕" w:hAnsi="맑은 고딕" w:eastAsia="맑은 고딕"/>
+          <w:b w:val="0"/>
+          <w:color w:val="6B7280"/>
+          <w:sz w:val="21"/>
+        </w:rPr>
+        <w:t xml:space="preserve">· </w:t>
+      </w:r>
+      <w:r>
+        <w:rPr w:rFonts="맑은 고딕">
+          <w:rFonts w:ascii="맑은 고딕" w:hAnsi="맑은 고딕" w:eastAsia="맑은 고딕"/>
+          <w:b/>
+          <w:color w:val="1F2937"/>
+          <w:sz w:val="21"/>
+        </w:rPr>
+        <w:t xml:space="preserve">소장 가치: </w:t>
+      </w:r>
+      <w:r>
+        <w:rPr w:rFonts="맑은 고딕">
+          <w:rFonts w:ascii="맑은 고딕" w:hAnsi="맑은 고딕" w:eastAsia="맑은 고딕"/>
+          <w:b w:val="0"/>
+          <w:sz w:val="21"/>
+        </w:rPr>
+        <w:t>신스팝의 상징적 밴드와 전설적 R&amp;B 프로듀서 간의 역사적인 협업을 바이닐 본연의 풍부한 다이내믹 레인지로 누릴 수 있는 필청반입니다. 80년대 팝 역사의 찬란한 순간을 포착한 감각적인 앨범 재킷과 더불어, 아날로그와 디지털의 황금기적 조화를 소장한다는 점에서 LP 컬렉터라면 반드시 랙의 한자리를 내어주어야 할 가치가 있습니다.</w:t>
+      </w:r>
+    </w:p>
+    <w:p>
+      <w:pPr>
+        <w:spacing w:line="324" w:lineRule="auto" w:after="120" w:before="160"/>
+      </w:pPr>
+      <w:r>
+        <w:rPr w:rFonts="맑은 고딕">
+          <w:rFonts w:ascii="맑은 고딕" w:hAnsi="맑은 고딕" w:eastAsia="맑은 고딕"/>
+          <w:b/>
+          <w:color w:val="4338CA"/>
+          <w:sz w:val="21"/>
+        </w:rPr>
+        <w:t>이 음반을 통해 차가운 기계음마저 따스하게 물들였던 80년대 낭만의 정수와, 불완전하기에 더욱 아름다운 인간 본연의 노래가 전해주는 감동을 다시 한번 경험해 보시는 것은 어떨까요?</w:t>
       </w:r>
     </w:p>
     <w:sectPr>
       <w:pgSz w:w="12240" w:h="15840"/>
-      <w:pgMar w:top="1440" w:right="1440" w:bottom="1440" w:left="1440" w:header="720" w:footer="720" w:gutter="0"/>
+      <w:pgMar w:top="1152" w:right="1296" w:bottom="1152" w:left="1296" w:header="720" w:footer="720" w:gutter="0"/>
       <w:cols w:space="720"/>
       <w:docGrid w:linePitch="360"/>
     </w:sectPr>

--- a/word_reports/LP_0344_위치_447_The Human League_Crash.docx
+++ b/word_reports/LP_0344_위치_447_The Human League_Crash.docx
@@ -32,7 +32,7 @@
     </w:p>
     <w:p>
       <w:pPr>
-        <w:spacing w:line="324" w:lineRule="auto" w:before="80" w:after="160"/>
+        <w:spacing w:line="324" w:lineRule="auto" w:before="80" w:after="120"/>
       </w:pPr>
       <w:r>
         <w:rPr w:rFonts="맑은 고딕">
@@ -42,13 +42,6 @@
           <w:sz w:val="22"/>
         </w:rPr>
         <w:t xml:space="preserve">[음반 소개] </w:t>
-      </w:r>
-      <w:r>
-        <w:rPr w:rFonts="맑은 고딕">
-          <w:rFonts w:ascii="맑은 고딕" w:hAnsi="맑은 고딕" w:eastAsia="맑은 고딕"/>
-          <w:b w:val="0"/>
-          <w:sz w:val="21"/>
-        </w:rPr>
       </w:r>
     </w:p>
     <w:p>
@@ -61,7 +54,33 @@
           <w:b w:val="0"/>
           <w:sz w:val="21"/>
         </w:rPr>
-        <w:t>차가운 신시사이저의 선율 위에 인간 본연의 따스한 맥박을 불어넣었던 휴먼리그의 1986년작 [Crash]는, 영국 뉴웨이브의 지성과 미국 미니애폴리스 사운드의 소울풀한 그루브가 가장 극적으로 조우한 순간을 기록한 명반입니다. 전설적인 프로듀서 콤비 지미 잼과 테리 루이스(Jimmy Jam &amp; Terry Lewis)의 정교하고도 유려한 손길 아래, 전자음악의 세련미는 흑인 음악 특유의 농밀한 감수성과 결합하여 시대를 초월한 서정적 팝의 미학을 완성해 냈습니다. 불완전한 인간성의 나약함과 사랑을 유려한 멜로디로 어루만지는 이 작품은, 1980년대 팝 음악이 도달할 수 있었던 가장 우아하고 입체적인 음악적 파노라마를 펼쳐 보입니다.</w:t>
+        <w:t>1980년대 대중음악의 지형도는 차가운 전자음과 뜨거운 감수성이 교차하는 거대한 변혁의 용광로였습니다. 그 중심에서 영국 셰필드 출신의 휴먼리그(The Human League)는 전작들을 통해 뉴 웨이브와 신스팝의 기틀을 완성하며 한 시대를 정의했습니다. 그러나 정상의 자리에 안주하지 않고 예술적 탈출구를 모색하던 이들은 1986년, 대서양을 건너 미국 미니애폴리스로 향하는 과감한 모험을 감행합니다. 앨범 『Crash』는 바로 이 대담한 여정 속에서 탄생한 작품으로, 당시 흑인 음악의 새로운 부흥을 이끌던 명 프로듀서 듀오 지미 잼과 테리 루이스(Jimmy Jam &amp; Terry Lewis)와의 운명적인 조우를 통해 빚어낸 찬란한 결실입니다.</w:t>
+      </w:r>
+    </w:p>
+    <w:p>
+      <w:pPr>
+        <w:spacing w:line="324" w:lineRule="auto" w:after="120"/>
+      </w:pPr>
+      <w:r>
+        <w:rPr w:rFonts="맑은 고딕">
+          <w:rFonts w:ascii="맑은 고딕" w:hAnsi="맑은 고딕" w:eastAsia="맑은 고딕"/>
+          <w:b w:val="0"/>
+          <w:sz w:val="21"/>
+        </w:rPr>
+        <w:t>이 앨범은 영국 특유의 서늘하고 이지적인 신시사이저 미학 위에 미국의 관능적이고 탄력 넘치는 알앤비(R&amp;B) 및 훵크(Funk)의 영혼을 성공적으로 이식했습니다. 필립 오키(Philip Oakey)의 낮게 깔리는 묵직한 바리톤 보컬과 조앤 캐서럴, 수잔 앤 설리가 자아내는 순수한 화음은 미니애폴리스 사운드의 정교한 리듬 섹션과 완벽한 화학적 결합을 이루어냈습니다. 기계적인 차가움 속에 숨 쉬는 생명력, 그리고 대륙과 인종의 경계를 허문 사운드의 융합은 당대 팝 음악이 도달할 수 있었던 가장 세련되고 진보적인 형태의 아름다움을 구현해 냈습니다.</w:t>
+      </w:r>
+    </w:p>
+    <w:p>
+      <w:pPr>
+        <w:spacing w:line="324" w:lineRule="auto" w:after="120"/>
+      </w:pPr>
+      <w:r>
+        <w:rPr w:rFonts="맑은 고딕">
+          <w:rFonts w:ascii="맑은 고딕" w:hAnsi="맑은 고딕" w:eastAsia="맑은 고딕"/>
+          <w:b w:val="0"/>
+          <w:sz w:val="21"/>
+        </w:rPr>
+        <w:t>궁극적으로 『Crash』가 전하고자 했던 메시지는 '기계화된 시대 속 인간성의 회복'이었습니다. 전 세계를 사로잡은 명곡 "Human"에서 드러나듯, 차가운 전자 악기의 향연 속에서도 끝내 부서지기 쉬운 인간의 마음과 불완전한 사랑의 상처를 따스하게 위무합니다. 세월이 흘러 디지털 음악이 범람하는 오늘날에도 이 음반이 전해주는 서정적 잔향이 여전히 가슴 깊이 파고드는 이유는, 유행을 초월한 낭만과 인간에 대한 깊은 연민이 사운드의 결마다 짙게 배어있기 때문입니다.</w:t>
       </w:r>
     </w:p>
     <w:p>
@@ -168,7 +187,7 @@
           <w:b w:val="0"/>
           <w:sz w:val="21"/>
         </w:rPr>
-        <w:t>1986년 9월 버진 레코드(Virgin Records)를 통해 발매된 통산 다섯 번째 정규 앨범입니다. 음악적 정체기를 극복하기 위해 영국을 떠나 미국 미네소타주 플라이트 타임 스튜디오(Flyte Tyme Studios)로 건너가 당대 최고의 R&amp;B 마이다스의 손들과 협업하며 밴드의 음악적 지평을 대서양 너머로 확장한 역사적 전환점의 음반입니다.</w:t>
+        <w:t>1986년 9월 8일 버진 레코드(Virgin Records)를 통해 발매된 휴먼리그의 통산 다섯 번째 정규 스튜디오 앨범으로, 미국 미니애폴리스의 플라이트 타임 스튜디오에서 프로듀서 지미 잼 &amp; 테리 루이스와의 협업 아래 정교하게 직조된 역사적 전환점의 음반입니다.</w:t>
       </w:r>
     </w:p>
     <w:p>
@@ -199,7 +218,7 @@
           <w:b w:val="0"/>
           <w:sz w:val="21"/>
         </w:rPr>
-        <w:t>리드 싱글 "Human"이 미국 빌보드 핫 100 차트 1위와 캐나다 차트 1위, 영국 싱글 차트 8위를 기록하며 세계적인 신드롬을 일으켰습니다. 앨범 역시 영국 앨범 차트 7위, 미국 빌보드 200 차트 24위에 오르며 양국 모두에서 골드(Gold) 디스크 인증을 획득하는 눈부신 상업적 성과를 거두었습니다.</w:t>
+        <w:t>리드 싱글 "Human"이 미국 빌보드 핫 100 차트 1위와 캐나다 차트 1위, 영국 싱글 차트 8위를 기록하며 세계적인 신드롬을 일으켰으며, 앨범 역시 영국 앨범 차트 7위 및 미국 빌보드 200 24위에 오르고 영국 음반 산업 협회(BPI) 골드 디스크를 획득하는 등 상업적으로도 찬란한 성공을 거두었습니다.</w:t>
       </w:r>
     </w:p>
     <w:p>
@@ -230,7 +249,7 @@
           <w:b w:val="0"/>
           <w:sz w:val="21"/>
         </w:rPr>
-        <w:t>80년대 영국 신스팝 그룹으로서는 이례적으로 미국 메인스트림 팝과 R&amp;B 시장을 동시에 석권하는 쾌거를 이루었으며, 빌보드 1위 곡을 배출한 명반으로서 전 세계 평단으로부터 장르 간의 경계를 허문 혁신적인 크로스오버의 명작이라는 공인된 평가를 받았습니다.</w:t>
+        <w:t>수록곡 "Human"을 통해 1987년 미국 BMI 팝 어워드(BMI Pop Awards)를 수상하였으며, 브리티시 신스팝과 아메리칸 어반 소울이 빚어낸 가장 성공적이고 모범적인 크로스오버 명반으로 대중음악사에 확고히 기록되어 있습니다.</w:t>
       </w:r>
     </w:p>
     <w:p>
@@ -306,7 +325,7 @@
           <w:b w:val="0"/>
           <w:sz w:val="21"/>
         </w:rPr>
-        <w:t>1977년 결성</w:t>
+        <w:t>1977년 결성 ~ 현재 활동 중</w:t>
       </w:r>
     </w:p>
     <w:p>
@@ -337,7 +356,7 @@
           <w:b w:val="0"/>
           <w:sz w:val="21"/>
         </w:rPr>
-        <w:t>그룹</w:t>
+        <w:t>혼성 3인조 그룹 (필립 오키, 조앤 캐서럴, 수잔 앤 설리)</w:t>
       </w:r>
     </w:p>
     <w:p>
@@ -368,7 +387,7 @@
           <w:b w:val="0"/>
           <w:sz w:val="21"/>
         </w:rPr>
-        <w:t>필립 오키(Philip Oakey)를 중심으로 결성된 휴먼리그는 무기질적이고 차갑게 여겨지던 신시사이저 사운드에 대중적인 선율과 낭만을 덧입혀 1980년대 신스팝과 뉴웨이브의 황금기를 개척한 선구자입니다. 개성 넘치는 남녀 혼성 보컬의 하모니와 도회적인 감각을 통해 전자음악을 주류 팝의 중심 예술로 정착시키는 데 지대한 공헌을 하였습니다.</w:t>
+        <w:t>1980년대 초 신스팝의 기수로서 일렉트로닉 팝 음악을 전 세계 주류 문화의 정상으로 견인한 전설적인 밴드입니다. 차갑고 세련된 아날로그 신시사이저 사운드 위에 남녀 보컬의 독특한 대위법적 하모니를 결합하여 모던 팝의 어법을 근본적으로 뒤바꾼 혁신가들로 추앙받고 있습니다.</w:t>
       </w:r>
     </w:p>
     <w:p>
@@ -413,7 +432,7 @@
           <w:b w:val="0"/>
           <w:sz w:val="21"/>
         </w:rPr>
-        <w:t>[Crash]는 1980년대 초반을 지배했던 영국 신스팝 미학과 후반부를 장악한 미국 어번(Urban) 펑크 및 R&amp;B 소울이 절묘한 균형을 이룬 기념비적 작품입니다. 전자 악기의 차가운 질감에 사람의 체온과 같은 리듬 섹션을 이식하여, 신스팝이 단순히 유행에 머무르지 않고 소울풀한 음악적 깊이를 획득할 수 있음을 완벽히 증명해 낸 명작입니다.</w:t>
+        <w:t>영국 뉴 웨이브의 차가운 미니멀리즘과 미국 흑인 음악의 그루브 넘치는 소울이 만나 빚어낸 80년대 팝 음악사의 독보적인 이정표입니다. 장르 간의 배타적 경계를 허물고 일렉트로닉 사운드가 지닌 서정적 깊이와 유연성을 한 단계 격상시킨 명작으로 평가받습니다.</w:t>
       </w:r>
     </w:p>
     <w:p>
@@ -444,7 +463,7 @@
           <w:b w:val="0"/>
           <w:sz w:val="21"/>
         </w:rPr>
-        <w:t>화려한 네온사인과 급격한 기술 발전의 물결 속에서 고독을 마주하던 1980년대 중반 청춘들에게, 이 앨범은 차가운 디지털 세계 속에서도 변치 않는 인간미의 가치를 일깨워 주었습니다. 상처 입고 실수하며 살아가는 불완전한 존재로서의 고백을 담은 노랫말은, 당시 워크맨과 턴테이블을 통해 울려 퍼지며 국경을 넘어 수많은 젊은이들의 상처 입은 내면을 다정하게 위로해 주었습니다.</w:t>
+        <w:t>1980년대 중반, 최첨단 신디사이저와 드럼 머신이 유행하던 화려한 네온사인 아래에서 관계의 불안과 사랑의 상처를 안고 방황하던 당대 젊은이들의 쓸쓸한 내면을 우아하게 투영하고 있습니다. 차가운 디지털 혁명의 태동기 속에서도 인간적인 온기를 끝내 놓지 않았던 그 시절 청춘들의 낭만적인 공기가 고스란히 담겨 있습니다.</w:t>
       </w:r>
     </w:p>
     <w:p>
@@ -489,7 +508,99 @@
           <w:b w:val="0"/>
           <w:sz w:val="21"/>
         </w:rPr>
-        <w:t>앨범의 백미인 "Human"은 미니멀하면서도 묵직한 비트 위에 얹힌 필립 오키의 진솔한 바리톤 보컬과 조앤 캐서럴, 수잔 앤 설리의 아련한 백보컬이 어우러져 듣는 이의 심금을 울리는 서정미를 자아냅니다. 아울러 감각적인 펑키 그루브가 넘실거리는 "I Need Your Loving"과 도시적 낭만이 넘쳐흐르는 세련된 발라드 "Love Is All That Matters" 등 지미 잼과 테리 루이스 특유의 풍성한 사운드 메이킹이 돋보이는 수작들이 포진해 있습니다.</w:t>
+      </w:r>
+    </w:p>
+    <w:p>
+      <w:pPr>
+        <w:spacing w:line="324" w:lineRule="auto" w:after="80"/>
+      </w:pPr>
+      <w:r>
+        <w:rPr w:rFonts="맑은 고딕">
+          <w:rFonts w:ascii="맑은 고딕" w:hAnsi="맑은 고딕" w:eastAsia="맑은 고딕"/>
+          <w:b w:val="0"/>
+          <w:color w:val="6B7280"/>
+          <w:sz w:val="21"/>
+        </w:rPr>
+        <w:t xml:space="preserve">· </w:t>
+      </w:r>
+      <w:r>
+        <w:rPr w:rFonts="맑은 고딕">
+          <w:rFonts w:ascii="맑은 고딕" w:hAnsi="맑은 고딕" w:eastAsia="맑은 고딕"/>
+          <w:b/>
+          <w:color w:val="1F2937"/>
+          <w:sz w:val="21"/>
+        </w:rPr>
+        <w:t xml:space="preserve">"Human": </w:t>
+      </w:r>
+      <w:r>
+        <w:rPr w:rFonts="맑은 고딕">
+          <w:rFonts w:ascii="맑은 고딕" w:hAnsi="맑은 고딕" w:eastAsia="맑은 고딕"/>
+          <w:b w:val="0"/>
+          <w:sz w:val="21"/>
+        </w:rPr>
+        <w:t>유려하고 감미로운 R&amp;B 비트 위에 필립 오키의 담담한 바리톤과 여성 코러스의 절절한 고백이 교차하는 불멸의 명곡으로, 인간적인 연약함과 용서를 서정적으로 노래합니다.</w:t>
+      </w:r>
+    </w:p>
+    <w:p>
+      <w:pPr>
+        <w:spacing w:line="324" w:lineRule="auto" w:after="80"/>
+      </w:pPr>
+      <w:r>
+        <w:rPr w:rFonts="맑은 고딕">
+          <w:rFonts w:ascii="맑은 고딕" w:hAnsi="맑은 고딕" w:eastAsia="맑은 고딕"/>
+          <w:b w:val="0"/>
+          <w:color w:val="6B7280"/>
+          <w:sz w:val="21"/>
+        </w:rPr>
+        <w:t xml:space="preserve">· </w:t>
+      </w:r>
+      <w:r>
+        <w:rPr w:rFonts="맑은 고딕">
+          <w:rFonts w:ascii="맑은 고딕" w:hAnsi="맑은 고딕" w:eastAsia="맑은 고딕"/>
+          <w:b/>
+          <w:color w:val="1F2937"/>
+          <w:sz w:val="21"/>
+        </w:rPr>
+        <w:t xml:space="preserve">"I Need Your Loving": </w:t>
+      </w:r>
+      <w:r>
+        <w:rPr w:rFonts="맑은 고딕">
+          <w:rFonts w:ascii="맑은 고딕" w:hAnsi="맑은 고딕" w:eastAsia="맑은 고딕"/>
+          <w:b w:val="0"/>
+          <w:sz w:val="21"/>
+        </w:rPr>
+        <w:t>미니애폴리스 사운드의 정수인 묵직하고 탄력적인 베이스라인과 댄서블한 리듬이 돋보이는 곡으로 휴먼리그의 스타일리시한 변신을 증명합니다.</w:t>
+      </w:r>
+    </w:p>
+    <w:p>
+      <w:pPr>
+        <w:spacing w:line="324" w:lineRule="auto" w:after="80"/>
+      </w:pPr>
+      <w:r>
+        <w:rPr w:rFonts="맑은 고딕">
+          <w:rFonts w:ascii="맑은 고딕" w:hAnsi="맑은 고딕" w:eastAsia="맑은 고딕"/>
+          <w:b w:val="0"/>
+          <w:color w:val="6B7280"/>
+          <w:sz w:val="21"/>
+        </w:rPr>
+        <w:t xml:space="preserve">· </w:t>
+      </w:r>
+      <w:r>
+        <w:rPr w:rFonts="맑은 고딕">
+          <w:rFonts w:ascii="맑은 고딕" w:hAnsi="맑은 고딕" w:eastAsia="맑은 고딕"/>
+          <w:b/>
+          <w:color w:val="1F2937"/>
+          <w:sz w:val="21"/>
+        </w:rPr>
+        <w:t xml:space="preserve">"Love Is All That Matters": </w:t>
+      </w:r>
+      <w:r>
+        <w:rPr w:rFonts="맑은 고딕">
+          <w:rFonts w:ascii="맑은 고딕" w:hAnsi="맑은 고딕" w:eastAsia="맑은 고딕"/>
+          <w:b w:val="0"/>
+          <w:sz w:val="21"/>
+        </w:rPr>
+        <w:t>청량한 신시사이저 아르페지오와 낭만적인 멜로디가 돋보이는 트랙으로 80년대 팝 특유의 순수한 감수성을 극대화합니다.</w:t>
       </w:r>
     </w:p>
     <w:p>
@@ -520,7 +631,7 @@
           <w:b w:val="0"/>
           <w:sz w:val="21"/>
         </w:rPr>
-        <w:t>본 음반의 LP는 전자 드럼 머신의 명징한 어택감과 묵직한 아날로그 신스 베이스의 울림이 대단히 입체적으로 조각되어 있습니다. 진공관 앰프 특유의 포근한 배음과 턴테이블의 카트리지를 거치며 살아나는 보컬의 따뜻한 공기감은, 80년대 스튜디오 프로덕션이 도달했던 정밀한 사운드 스테이징의 미학을 오롯이 체감하게 합니다.</w:t>
+        <w:t>80년대 아날로그 프레스 LP 특유의 깊고 탄탄한 저음역 그루브는 디지털 음원에서는 결코 느낄 수 없는 질감과 입체감을 선사합니다. 진공관 앰프의 따스한 배음과 섬세한 턴테이블 바늘을 통해 울려 퍼질 때, 전자 악기의 날카로움은 부드러운 온기로 변모하고 보컬의 숨결과 잔향은 마치 눈앞에서 연주되는 듯한 짙은 공간감을 자아냅니다.</w:t>
       </w:r>
     </w:p>
     <w:p>
@@ -551,7 +662,7 @@
           <w:b w:val="0"/>
           <w:sz w:val="21"/>
         </w:rPr>
-        <w:t>신스팝의 상징적 밴드와 전설적 R&amp;B 프로듀서 간의 역사적인 협업을 바이닐 본연의 풍부한 다이내믹 레인지로 누릴 수 있는 필청반입니다. 80년대 팝 역사의 찬란한 순간을 포착한 감각적인 앨범 재킷과 더불어, 아날로그와 디지털의 황금기적 조화를 소장한다는 점에서 LP 컬렉터라면 반드시 랙의 한자리를 내어주어야 할 가치가 있습니다.</w:t>
+        <w:t>영국 뉴 웨이브 사운드와 미국 R&amp;B의 황금기가 만나 탄생시킨 역사적 명반이자, 빌보드 1위 클래식인 "Human"의 오리지널 아날로그 사운드를 가장 원형에 가깝게 음미할 수 있는 LP 애호가들의 필청 소장반입니다.</w:t>
       </w:r>
     </w:p>
     <w:p>
@@ -565,7 +676,7 @@
           <w:color w:val="4338CA"/>
           <w:sz w:val="21"/>
         </w:rPr>
-        <w:t>이 음반을 통해 차가운 기계음마저 따스하게 물들였던 80년대 낭만의 정수와, 불완전하기에 더욱 아름다운 인간 본연의 노래가 전해주는 감동을 다시 한번 경험해 보시는 것은 어떨까요?</w:t>
+        <w:t>이 음반을 통해 차가운 기계적 선율 속에서도 끝내 꺼지지 않는 인간 본연의 따뜻한 서정성과 낭만이 전해주는 감동을 다시 한번 경험해 보시는 것은 어떨까요?</w:t>
       </w:r>
     </w:p>
     <w:sectPr>
